--- a/paper_final/SSZ_Paper_C_Experimental Framework for Testing_repaired.docx
+++ b/paper_final/SSZ_Paper_C_Experimental Framework for Testing_repaired.docx
@@ -655,7 +655,7 @@
         <w:t xml:space="preserve">Paper A: </w:t>
       </w:r>
       <w:r>
-        <w:t>Demonstrated that height differences as small as 1 mm create measurable segment density gradients affecting gate timing. Derived the SSZ time dilation formula and segment-coherent zones.</w:t>
+        <w:t>Demonstrated that height differences as small as 1 mm create predictable segment density gradients that systematically affect gate timing. Derived the SSZ time dilation formula and segment-coherent zones.</w:t>
       </w:r>
     </w:p>
     <w:p>

--- a/paper_final/SSZ_Paper_C_Experimental Framework for Testing_repaired.docx
+++ b/paper_final/SSZ_Paper_C_Experimental Framework for Testing_repaired.docx
@@ -655,7 +655,7 @@
         <w:t xml:space="preserve">Paper A: </w:t>
       </w:r>
       <w:r>
-        <w:t>Demonstrated that height differences as small as 1 mm create predictable segment density gradients that systematically affect gate timing. Derived the SSZ time dilation formula and segment-coherent zones.</w:t>
+        <w:t>Demonstrated that height differences as small as 1 mm produce a predictable segment-density gradient and an associated modelled timing/phase contribution; direct measurability depends on the detection regime (optical-clock precision), while mm-scale superconducting platforms provide upper bounds. Derived the SSZ time dilation formula and segment-coherent zones.</w:t>
       </w:r>
     </w:p>
     <w:p>
@@ -3593,7 +3593,7 @@
         <w:t>Optical clocks achieve DF ~ 0.29 rad at 1 m height difference</w:t>
       </w:r>
       <w:r>
-        <w:t xml:space="preserve"> -- directly measurable with ~100 shots.</w:t>
+        <w:t xml:space="preserve"> -- directly resolvable with O(10²) shots given stable interrogation and controlled systematics.</w:t>
       </w:r>
     </w:p>
     <w:p>
